--- a/Assignment2/GoogleMaps/Bug_Report_GoogleMaps.docx
+++ b/Assignment2/GoogleMaps/Bug_Report_GoogleMaps.docx
@@ -382,13 +382,47 @@
             <w:vAlign w:val="center"/>
           </w:tcPr>
           <w:p>
+            <w:pPr>
+              <w:rPr>
+                <w:rFonts w:hint="default"/>
+                <w:lang w:val="en-US"/>
+              </w:rPr>
+            </w:pPr>
             <w:r>
               <w:rPr>
                 <w:rFonts w:ascii="Calibri" w:hAnsi="Calibri" w:eastAsia="Calibri" w:cs="Calibri"/>
                 <w:sz w:val="20"/>
                 <w:szCs w:val="20"/>
               </w:rPr>
-              <w:t>Android OS</w:t>
+              <w:t xml:space="preserve">Android </w:t>
+            </w:r>
+            <w:r>
+              <w:rPr>
+                <w:rFonts w:hint="default" w:cs="Calibri"/>
+                <w:sz w:val="20"/>
+                <w:szCs w:val="20"/>
+                <w:lang w:val="en-US"/>
+              </w:rPr>
+              <w:t xml:space="preserve">16 </w:t>
+            </w:r>
+            <w:bookmarkStart w:id="0" w:name="_GoBack"/>
+            <w:bookmarkEnd w:id="0"/>
+            <w:r>
+              <w:rPr>
+                <w:rFonts w:ascii="Calibri" w:hAnsi="Calibri" w:eastAsia="Calibri" w:cs="Calibri"/>
+                <w:sz w:val="20"/>
+                <w:szCs w:val="20"/>
+              </w:rPr>
+              <w:t>OS</w:t>
+            </w:r>
+            <w:r>
+              <w:rPr>
+                <w:rFonts w:hint="default" w:cs="Calibri"/>
+                <w:sz w:val="20"/>
+                <w:szCs w:val="20"/>
+                <w:lang w:val="en-US"/>
+              </w:rPr>
+              <w:t>, Samsung S23, Google Maps 26.21</w:t>
             </w:r>
           </w:p>
         </w:tc>
@@ -3415,8 +3449,6 @@
           <w:lang w:val="en-US"/>
         </w:rPr>
       </w:pPr>
-      <w:bookmarkStart w:id="0" w:name="_GoBack"/>
-      <w:bookmarkEnd w:id="0"/>
     </w:p>
     <w:sectPr>
       <w:headerReference r:id="rId3" w:type="default"/>
@@ -3545,7 +3577,7 @@
     <w:lsdException w:unhideWhenUsed="0" w:uiPriority="0" w:semiHidden="0" w:name="Document Map"/>
     <w:lsdException w:unhideWhenUsed="0" w:uiPriority="0" w:semiHidden="0" w:name="Plain Text"/>
     <w:lsdException w:unhideWhenUsed="0" w:uiPriority="0" w:semiHidden="0" w:name="E-mail Signature"/>
-    <w:lsdException w:unhideWhenUsed="0" w:uiPriority="0" w:semiHidden="0" w:name="Normal (Web)"/>
+    <w:lsdException w:qFormat="1" w:unhideWhenUsed="0" w:uiPriority="0" w:semiHidden="0" w:name="Normal (Web)"/>
     <w:lsdException w:unhideWhenUsed="0" w:uiPriority="0" w:semiHidden="0" w:name="HTML Acronym"/>
     <w:lsdException w:unhideWhenUsed="0" w:uiPriority="0" w:semiHidden="0" w:name="HTML Address"/>
     <w:lsdException w:unhideWhenUsed="0" w:uiPriority="0" w:semiHidden="0" w:name="HTML Cite"/>
@@ -3767,6 +3799,7 @@
   </w:style>
   <w:style w:type="paragraph" w:styleId="7">
     <w:name w:val="Normal (Web)"/>
+    <w:qFormat/>
     <w:uiPriority w:val="0"/>
     <w:pPr>
       <w:spacing w:before="0" w:beforeAutospacing="1" w:after="0" w:afterAutospacing="1"/>

--- a/Assignment2/GoogleMaps/Bug_Report_GoogleMaps.docx
+++ b/Assignment2/GoogleMaps/Bug_Report_GoogleMaps.docx
@@ -79,12 +79,6 @@
             <w:insideH w:val="single" w:color="auto" w:sz="4" w:space="0"/>
             <w:insideV w:val="single" w:color="auto" w:sz="4" w:space="0"/>
           </w:tblBorders>
-          <w:tblCellMar>
-            <w:top w:w="0" w:type="dxa"/>
-            <w:left w:w="10" w:type="dxa"/>
-            <w:bottom w:w="0" w:type="dxa"/>
-            <w:right w:w="10" w:type="dxa"/>
-          </w:tblCellMar>
         </w:tblPrEx>
         <w:trPr>
           <w:jc w:val="center"/>
@@ -405,8 +399,6 @@
               </w:rPr>
               <w:t xml:space="preserve">16 </w:t>
             </w:r>
-            <w:bookmarkStart w:id="0" w:name="_GoBack"/>
-            <w:bookmarkEnd w:id="0"/>
             <w:r>
               <w:rPr>
                 <w:rFonts w:ascii="Calibri" w:hAnsi="Calibri" w:eastAsia="Calibri" w:cs="Calibri"/>
@@ -2043,9 +2035,20 @@
       <w:pPr>
         <w:pStyle w:val="3"/>
         <w:bidi w:val="0"/>
-      </w:pPr>
-      <w:r>
-        <w:t>BUG_GMAP_002  —  Unclear Error Message Displayed When Internet Connectivity Is Lost</w:t>
+        <w:rPr>
+          <w:rFonts w:hint="default"/>
+          <w:lang w:val="en-US"/>
+        </w:rPr>
+      </w:pPr>
+      <w:r>
+        <w:t xml:space="preserve">BUG_GMAP_002  —  </w:t>
+      </w:r>
+      <w:r>
+        <w:rPr>
+          <w:rFonts w:hint="default"/>
+          <w:lang w:val="en-US"/>
+        </w:rPr>
+        <w:t xml:space="preserve">No message Displayed during lost internet connectivity  </w:t>
       </w:r>
     </w:p>
     <w:p>
@@ -2103,19 +2106,6 @@
     <w:p>
       <w:pPr>
         <w:spacing w:after="100"/>
-      </w:pPr>
-      <w:r>
-        <w:rPr>
-          <w:rFonts w:ascii="Calibri" w:hAnsi="Calibri" w:eastAsia="Calibri" w:cs="Calibri"/>
-          <w:b/>
-          <w:bCs/>
-          <w:color w:val="000000"/>
-          <w:sz w:val="20"/>
-          <w:szCs w:val="20"/>
-        </w:rPr>
-        <w:t xml:space="preserve">Description: </w:t>
-      </w:r>
-      <w:r>
         <w:rPr>
           <w:rFonts w:ascii="Calibri" w:hAnsi="Calibri" w:eastAsia="Calibri" w:cs="Calibri"/>
           <w:i w:val="0"/>
@@ -2123,7 +2113,166 @@
           <w:sz w:val="20"/>
           <w:szCs w:val="20"/>
         </w:rPr>
-        <w:t>When internet connectivity is disabled during a location search, the application displays a generic message that does not clearly explain the reason for the failure or guide the user to restore connectivity.</w:t>
+      </w:pPr>
+      <w:r>
+        <w:rPr>
+          <w:rFonts w:ascii="Calibri" w:hAnsi="Calibri" w:eastAsia="Calibri" w:cs="Calibri"/>
+          <w:b/>
+          <w:bCs/>
+          <w:color w:val="000000"/>
+          <w:sz w:val="20"/>
+          <w:szCs w:val="20"/>
+        </w:rPr>
+        <w:t xml:space="preserve">Description: </w:t>
+      </w:r>
+      <w:r>
+        <w:rPr>
+          <w:rFonts w:ascii="Calibri" w:hAnsi="Calibri" w:eastAsia="Calibri" w:cs="Calibri"/>
+          <w:i w:val="0"/>
+          <w:iCs w:val="0"/>
+          <w:sz w:val="20"/>
+          <w:szCs w:val="20"/>
+        </w:rPr>
+        <w:t>When internet connectivity is disabled during a location search, the application</w:t>
+      </w:r>
+      <w:r>
+        <w:rPr>
+          <w:rFonts w:hint="default" w:cs="Calibri"/>
+          <w:i w:val="0"/>
+          <w:iCs w:val="0"/>
+          <w:sz w:val="20"/>
+          <w:szCs w:val="20"/>
+          <w:lang w:val="en-US"/>
+        </w:rPr>
+        <w:t xml:space="preserve"> does not </w:t>
+      </w:r>
+      <w:r>
+        <w:rPr>
+          <w:rFonts w:ascii="Calibri" w:hAnsi="Calibri" w:eastAsia="Calibri" w:cs="Calibri"/>
+          <w:i w:val="0"/>
+          <w:iCs w:val="0"/>
+          <w:sz w:val="20"/>
+          <w:szCs w:val="20"/>
+        </w:rPr>
+        <w:t xml:space="preserve"> displays a generic message that does clearly explain the reason for the failure or guide the user to restore connectivity.</w:t>
+      </w:r>
+    </w:p>
+    <w:p>
+      <w:pPr>
+        <w:spacing w:after="100"/>
+        <w:ind w:left="402" w:hanging="402" w:hangingChars="200"/>
+        <w:rPr>
+          <w:rFonts w:hint="default" w:ascii="Times New Roman" w:hAnsi="Times New Roman" w:eastAsia="Calibri" w:cs="Times New Roman"/>
+          <w:i w:val="0"/>
+          <w:iCs w:val="0"/>
+          <w:sz w:val="20"/>
+          <w:szCs w:val="20"/>
+        </w:rPr>
+      </w:pPr>
+      <w:r>
+        <w:rPr>
+          <w:rFonts w:hint="default" w:ascii="Times New Roman" w:hAnsi="Times New Roman" w:eastAsia="SimSun" w:cs="Times New Roman"/>
+          <w:b/>
+          <w:bCs/>
+          <w:sz w:val="20"/>
+          <w:szCs w:val="20"/>
+        </w:rPr>
+        <w:t>Scope:</w:t>
+      </w:r>
+      <w:r>
+        <w:rPr>
+          <w:rFonts w:hint="default" w:ascii="Times New Roman" w:hAnsi="Times New Roman" w:eastAsia="SimSun" w:cs="Times New Roman"/>
+          <w:sz w:val="20"/>
+          <w:szCs w:val="20"/>
+        </w:rPr>
+        <w:br w:type="textWrapping"/>
+      </w:r>
+      <w:r>
+        <w:rPr>
+          <w:rFonts w:hint="default" w:ascii="Times New Roman" w:hAnsi="Times New Roman" w:eastAsia="SimSun" w:cs="Times New Roman"/>
+          <w:b/>
+          <w:bCs/>
+          <w:sz w:val="20"/>
+          <w:szCs w:val="20"/>
+        </w:rPr>
+        <w:t xml:space="preserve">• </w:t>
+      </w:r>
+      <w:r>
+        <w:rPr>
+          <w:rFonts w:hint="default" w:ascii="Times New Roman" w:hAnsi="Times New Roman" w:eastAsia="SimSun" w:cs="Times New Roman"/>
+          <w:sz w:val="20"/>
+          <w:szCs w:val="20"/>
+        </w:rPr>
+        <w:t xml:space="preserve">Observed on Android: no toast, dialog, or message appeared at all when connectivity was lost mid-search — the </w:t>
+      </w:r>
+      <w:r>
+        <w:rPr>
+          <w:rFonts w:hint="default" w:ascii="Times New Roman" w:hAnsi="Times New Roman" w:eastAsia="SimSun" w:cs="Times New Roman"/>
+          <w:sz w:val="20"/>
+          <w:szCs w:val="20"/>
+          <w:lang w:val="en-US"/>
+        </w:rPr>
+        <w:tab/>
+      </w:r>
+      <w:r>
+        <w:rPr>
+          <w:rFonts w:hint="default" w:ascii="Times New Roman" w:hAnsi="Times New Roman" w:eastAsia="SimSun" w:cs="Times New Roman"/>
+          <w:sz w:val="20"/>
+          <w:szCs w:val="20"/>
+        </w:rPr>
+        <w:t>app gave zero feedback.</w:t>
+      </w:r>
+      <w:r>
+        <w:rPr>
+          <w:rFonts w:hint="default" w:ascii="Times New Roman" w:hAnsi="Times New Roman" w:eastAsia="SimSun" w:cs="Times New Roman"/>
+          <w:sz w:val="20"/>
+          <w:szCs w:val="20"/>
+        </w:rPr>
+        <w:br w:type="textWrapping"/>
+      </w:r>
+      <w:r>
+        <w:rPr>
+          <w:rFonts w:hint="default" w:ascii="Times New Roman" w:hAnsi="Times New Roman" w:eastAsia="SimSun" w:cs="Times New Roman"/>
+          <w:b/>
+          <w:bCs/>
+          <w:sz w:val="20"/>
+          <w:szCs w:val="20"/>
+        </w:rPr>
+        <w:t xml:space="preserve">• </w:t>
+      </w:r>
+      <w:r>
+        <w:rPr>
+          <w:rFonts w:hint="default" w:ascii="Times New Roman" w:hAnsi="Times New Roman" w:eastAsia="SimSun" w:cs="Times New Roman"/>
+          <w:sz w:val="20"/>
+          <w:szCs w:val="20"/>
+        </w:rPr>
+        <w:t>Comparison point: iOS shows an explicit prompt (“Turn on Mobile Data”) in the same scenario, so a clear equivalent is technically achievable on the same underlying feature.</w:t>
+      </w:r>
+      <w:r>
+        <w:rPr>
+          <w:rFonts w:hint="default" w:ascii="Times New Roman" w:hAnsi="Times New Roman" w:eastAsia="SimSun" w:cs="Times New Roman"/>
+          <w:sz w:val="20"/>
+          <w:szCs w:val="20"/>
+        </w:rPr>
+        <w:br w:type="textWrapping"/>
+      </w:r>
+      <w:r>
+        <w:rPr>
+          <w:rFonts w:hint="default" w:ascii="Times New Roman" w:hAnsi="Times New Roman" w:eastAsia="SimSun" w:cs="Times New Roman"/>
+          <w:b/>
+          <w:bCs/>
+          <w:sz w:val="20"/>
+          <w:szCs w:val="20"/>
+        </w:rPr>
+        <w:t xml:space="preserve">• </w:t>
+      </w:r>
+      <w:r>
+        <w:rPr>
+          <w:rFonts w:hint="default" w:ascii="Times New Roman" w:hAnsi="Times New Roman" w:eastAsia="SimSun" w:cs="Times New Roman"/>
+          <w:sz w:val="20"/>
+          <w:szCs w:val="20"/>
+        </w:rPr>
+        <w:t>Defines “clear message” as one that (a) states the failure is due to lost internet connectivity, and (b) tells the user the corrective action — not silence, and not a generic loading/spinner state.</w:t>
       </w:r>
     </w:p>
     <w:p>
@@ -2422,9 +2571,30 @@
       <w:pPr>
         <w:pStyle w:val="3"/>
         <w:bidi w:val="0"/>
-      </w:pPr>
-      <w:r>
-        <w:t>BUG_GMAP_003  —  Blank Search Field Does Not Display Validation Guidance</w:t>
+        <w:rPr>
+          <w:rFonts w:hint="default"/>
+          <w:lang w:val="en-US"/>
+        </w:rPr>
+      </w:pPr>
+      <w:r>
+        <w:t xml:space="preserve">BUG_GMAP_003  —  </w:t>
+      </w:r>
+      <w:r>
+        <w:rPr>
+          <w:rFonts w:hint="default"/>
+          <w:lang w:val="en-US"/>
+        </w:rPr>
+        <w:t>No</w:t>
+      </w:r>
+      <w:r>
+        <w:t xml:space="preserve"> Validation Guidance</w:t>
+      </w:r>
+      <w:r>
+        <w:rPr>
+          <w:rFonts w:hint="default"/>
+          <w:lang w:val="en-US"/>
+        </w:rPr>
+        <w:t xml:space="preserve"> displayed</w:t>
       </w:r>
     </w:p>
     <w:p>
@@ -2482,19 +2652,6 @@
     <w:p>
       <w:pPr>
         <w:spacing w:after="100"/>
-      </w:pPr>
-      <w:r>
-        <w:rPr>
-          <w:rFonts w:ascii="Calibri" w:hAnsi="Calibri" w:eastAsia="Calibri" w:cs="Calibri"/>
-          <w:b/>
-          <w:bCs/>
-          <w:color w:val="000000"/>
-          <w:sz w:val="20"/>
-          <w:szCs w:val="20"/>
-        </w:rPr>
-        <w:t xml:space="preserve">Description: </w:t>
-      </w:r>
-      <w:r>
         <w:rPr>
           <w:rFonts w:ascii="Calibri" w:hAnsi="Calibri" w:eastAsia="Calibri" w:cs="Calibri"/>
           <w:i w:val="0"/>
@@ -2502,7 +2659,84 @@
           <w:sz w:val="20"/>
           <w:szCs w:val="20"/>
         </w:rPr>
+      </w:pPr>
+      <w:r>
+        <w:rPr>
+          <w:rFonts w:ascii="Calibri" w:hAnsi="Calibri" w:eastAsia="Calibri" w:cs="Calibri"/>
+          <w:b/>
+          <w:bCs/>
+          <w:color w:val="000000"/>
+          <w:sz w:val="20"/>
+          <w:szCs w:val="20"/>
+        </w:rPr>
+        <w:t xml:space="preserve">Description: </w:t>
+      </w:r>
+      <w:r>
+        <w:rPr>
+          <w:rFonts w:ascii="Calibri" w:hAnsi="Calibri" w:eastAsia="Calibri" w:cs="Calibri"/>
+          <w:i w:val="0"/>
+          <w:iCs w:val="0"/>
+          <w:sz w:val="20"/>
+          <w:szCs w:val="20"/>
+        </w:rPr>
         <w:t>The search field does not display any validation guidance when left blank before submission.</w:t>
+      </w:r>
+    </w:p>
+    <w:p>
+      <w:pPr>
+        <w:spacing w:after="100"/>
+        <w:ind w:left="402" w:hanging="402" w:hangingChars="200"/>
+        <w:rPr>
+          <w:rFonts w:ascii="Calibri" w:hAnsi="Calibri" w:eastAsia="Calibri" w:cs="Calibri"/>
+          <w:i w:val="0"/>
+          <w:iCs w:val="0"/>
+          <w:sz w:val="20"/>
+          <w:szCs w:val="20"/>
+        </w:rPr>
+      </w:pPr>
+      <w:r>
+        <w:rPr>
+          <w:rFonts w:hint="default" w:ascii="Times New Roman" w:hAnsi="Times New Roman" w:eastAsia="SimSun" w:cs="Times New Roman"/>
+          <w:b/>
+          <w:bCs/>
+          <w:sz w:val="20"/>
+          <w:szCs w:val="20"/>
+        </w:rPr>
+        <w:t>Scope:</w:t>
+      </w:r>
+      <w:r>
+        <w:rPr>
+          <w:rFonts w:hint="default" w:ascii="Times New Roman" w:hAnsi="Times New Roman" w:eastAsia="SimSun" w:cs="Times New Roman"/>
+          <w:sz w:val="20"/>
+          <w:szCs w:val="20"/>
+        </w:rPr>
+        <w:br w:type="textWrapping"/>
+      </w:r>
+      <w:r>
+        <w:rPr>
+          <w:rFonts w:hint="default" w:ascii="Times New Roman" w:hAnsi="Times New Roman" w:eastAsia="SimSun" w:cs="Times New Roman"/>
+          <w:b/>
+          <w:bCs/>
+          <w:sz w:val="20"/>
+          <w:szCs w:val="20"/>
+        </w:rPr>
+        <w:t xml:space="preserve">• </w:t>
+      </w:r>
+      <w:r>
+        <w:rPr>
+          <w:rFonts w:hint="default" w:ascii="Times New Roman" w:hAnsi="Times New Roman" w:eastAsia="SimSun" w:cs="Times New Roman"/>
+          <w:sz w:val="20"/>
+          <w:szCs w:val="20"/>
+        </w:rPr>
+        <w:t>Defines “validation guidance” as: a message or prompt shown specifically when the user submits (taps search/enter on) a blank search field — not just placeholder text sitting in the field before typing</w:t>
+      </w:r>
+      <w:r>
+        <w:rPr>
+          <w:rFonts w:ascii="SimSun" w:hAnsi="SimSun" w:eastAsia="SimSun" w:cs="SimSun"/>
+          <w:sz w:val="24"/>
+          <w:szCs w:val="24"/>
+        </w:rPr>
+        <w:t>.</w:t>
       </w:r>
     </w:p>
     <w:p>
@@ -2564,6 +2798,8 @@
         </w:rPr>
         <w:t>Test Data:</w:t>
       </w:r>
+      <w:bookmarkStart w:id="0" w:name="_GoBack"/>
+      <w:bookmarkEnd w:id="0"/>
     </w:p>
     <w:p>
       <w:pPr>
@@ -3550,7 +3786,7 @@
     <w:lsdException w:qFormat="1" w:unhideWhenUsed="0" w:uiPriority="0" w:semiHidden="0" w:name="Title"/>
     <w:lsdException w:unhideWhenUsed="0" w:uiPriority="0" w:semiHidden="0" w:name="Closing"/>
     <w:lsdException w:unhideWhenUsed="0" w:uiPriority="0" w:semiHidden="0" w:name="Signature"/>
-    <w:lsdException w:unhideWhenUsed="0" w:uiPriority="0" w:name="Default Paragraph Font"/>
+    <w:lsdException w:qFormat="1" w:unhideWhenUsed="0" w:uiPriority="0" w:name="Default Paragraph Font"/>
     <w:lsdException w:unhideWhenUsed="0" w:uiPriority="0" w:semiHidden="0" w:name="Body Text"/>
     <w:lsdException w:unhideWhenUsed="0" w:uiPriority="0" w:semiHidden="0" w:name="Body Text Indent"/>
     <w:lsdException w:unhideWhenUsed="0" w:uiPriority="0" w:semiHidden="0" w:name="List Continue"/>
@@ -3771,6 +4007,7 @@
   <w:style w:type="character" w:default="1" w:styleId="4">
     <w:name w:val="Default Paragraph Font"/>
     <w:semiHidden/>
+    <w:qFormat/>
     <w:uiPriority w:val="0"/>
   </w:style>
   <w:style w:type="table" w:default="1" w:styleId="5">
